--- a/docs/최종제출자료/3_기획안/기획안.docx
+++ b/docs/최종제출자료/3_기획안/기획안.docx
@@ -1102,18 +1102,8 @@
             <w:vAlign w:val="center"/>
           </w:tcPr>
           <w:p>
-            <w:pPr>
-              <w:jc w:val="center"/>
-            </w:pPr>
             <w:r>
-              <w:rPr>
-                <w:b w:val="0"/>
-                <w:bCs w:val="0"/>
-                <w:color w:val="000000"/>
-                <w:sz w:val="18"/>
-                <w:szCs w:val="18"/>
-              </w:rPr>
-              <w:t>426건</w:t>
+              <w:t>824건</w:t>
             </w:r>
           </w:p>
         </w:tc>
